--- a/MeetingMinutes/2023/Boone/2023-05-31 Minutes - Boone County.docx
+++ b/MeetingMinutes/2023/Boone/2023-05-31 Minutes - Boone County.docx
@@ -6,12 +6,14 @@
       <w:pPr>
         <w:rPr>
           <w:b w:val="1"/>
+          <w:bCs w:val="1"/>
           <w:u w:val="single"/>
         </w:rPr>
       </w:pPr>
       <w:r>
         <w:rPr>
           <w:b w:val="1"/>
+          <w:bCs w:val="1"/>
           <w:rtl w:val="0"/>
         </w:rPr>
         <w:t xml:space="preserve">Minutes - Boone County </w:t>
@@ -19,6 +21,7 @@
       <w:r>
         <w:rPr>
           <w:b w:val="1"/>
+          <w:bCs w:val="1"/>
           <w:u w:val="single"/>
           <w:rtl w:val="0"/>
         </w:rPr>
@@ -101,11 +104,13 @@
               <w:jc w:val="left"/>
               <w:rPr>
                 <w:b w:val="1"/>
+                <w:bCs w:val="1"/>
               </w:rPr>
             </w:pPr>
             <w:r>
               <w:rPr>
                 <w:b w:val="1"/>
+                <w:bCs w:val="1"/>
                 <w:rtl w:val="0"/>
               </w:rPr>
               <w:t xml:space="preserve">Call To Order</w:t>
@@ -186,11 +191,13 @@
               <w:jc w:val="left"/>
               <w:rPr>
                 <w:b w:val="1"/>
+                <w:bCs w:val="1"/>
               </w:rPr>
             </w:pPr>
             <w:r>
               <w:rPr>
                 <w:b w:val="1"/>
+                <w:bCs w:val="1"/>
                 <w:rtl w:val="0"/>
               </w:rPr>
               <w:t xml:space="preserve">Roll Call</w:t>
@@ -296,11 +303,13 @@
                     <w:jc w:val="left"/>
                     <w:rPr>
                       <w:b w:val="1"/>
+                      <w:bCs w:val="1"/>
                     </w:rPr>
                   </w:pPr>
                   <w:r>
                     <w:rPr>
                       <w:b w:val="1"/>
+                      <w:bCs w:val="1"/>
                       <w:rtl w:val="0"/>
                     </w:rPr>
                     <w:t xml:space="preserve">Chair</w:t>
@@ -419,11 +428,13 @@
                     <w:jc w:val="left"/>
                     <w:rPr>
                       <w:b w:val="1"/>
+                      <w:bCs w:val="1"/>
                     </w:rPr>
                   </w:pPr>
                   <w:r>
                     <w:rPr>
                       <w:b w:val="1"/>
+                      <w:bCs w:val="1"/>
                       <w:rtl w:val="0"/>
                     </w:rPr>
                     <w:t xml:space="preserve">Vice Chair</w:t>
@@ -542,11 +553,13 @@
                     <w:jc w:val="left"/>
                     <w:rPr>
                       <w:b w:val="1"/>
+                      <w:bCs w:val="1"/>
                     </w:rPr>
                   </w:pPr>
                   <w:r>
                     <w:rPr>
                       <w:b w:val="1"/>
+                      <w:bCs w:val="1"/>
                       <w:rtl w:val="0"/>
                     </w:rPr>
                     <w:t xml:space="preserve">Secretary</w:t>
@@ -664,11 +677,13 @@
                     <w:jc w:val="left"/>
                     <w:rPr>
                       <w:b w:val="1"/>
+                      <w:bCs w:val="1"/>
                     </w:rPr>
                   </w:pPr>
                   <w:r>
                     <w:rPr>
                       <w:b w:val="1"/>
+                      <w:bCs w:val="1"/>
                       <w:rtl w:val="0"/>
                     </w:rPr>
                     <w:t xml:space="preserve">Treasurer</w:t>
@@ -815,11 +830,13 @@
               <w:jc w:val="left"/>
               <w:rPr>
                 <w:b w:val="1"/>
+                <w:bCs w:val="1"/>
               </w:rPr>
             </w:pPr>
             <w:r>
               <w:rPr>
                 <w:b w:val="1"/>
+                <w:bCs w:val="1"/>
                 <w:rtl w:val="0"/>
               </w:rPr>
               <w:t xml:space="preserve">Approval Of The Agenda</w:t>
@@ -923,11 +940,13 @@
                     <w:jc w:val="left"/>
                     <w:rPr>
                       <w:b w:val="1"/>
+                      <w:bCs w:val="1"/>
                     </w:rPr>
                   </w:pPr>
                   <w:r>
                     <w:rPr>
                       <w:b w:val="1"/>
+                      <w:bCs w:val="1"/>
                       <w:rtl w:val="0"/>
                     </w:rPr>
                     <w:t xml:space="preserve">Motion</w:t>
@@ -1008,11 +1027,13 @@
                     <w:jc w:val="left"/>
                     <w:rPr>
                       <w:b w:val="1"/>
+                      <w:bCs w:val="1"/>
                     </w:rPr>
                   </w:pPr>
                   <w:r>
                     <w:rPr>
                       <w:b w:val="1"/>
+                      <w:bCs w:val="1"/>
                       <w:rtl w:val="0"/>
                     </w:rPr>
                     <w:t xml:space="preserve">Second</w:t>
@@ -1121,11 +1142,13 @@
               <w:jc w:val="left"/>
               <w:rPr>
                 <w:b w:val="1"/>
+                <w:bCs w:val="1"/>
               </w:rPr>
             </w:pPr>
             <w:r>
               <w:rPr>
                 <w:b w:val="1"/>
+                <w:bCs w:val="1"/>
                 <w:rtl w:val="0"/>
               </w:rPr>
               <w:t xml:space="preserve">Secretary’s Report</w:t>
@@ -1229,11 +1252,13 @@
                     <w:jc w:val="left"/>
                     <w:rPr>
                       <w:b w:val="1"/>
+                      <w:bCs w:val="1"/>
                     </w:rPr>
                   </w:pPr>
                   <w:r>
                     <w:rPr>
                       <w:b w:val="1"/>
+                      <w:bCs w:val="1"/>
                       <w:rtl w:val="0"/>
                     </w:rPr>
                     <w:t xml:space="preserve">Motion</w:t>
@@ -1314,11 +1339,13 @@
                     <w:jc w:val="left"/>
                     <w:rPr>
                       <w:b w:val="1"/>
+                      <w:bCs w:val="1"/>
                     </w:rPr>
                   </w:pPr>
                   <w:r>
                     <w:rPr>
                       <w:b w:val="1"/>
+                      <w:bCs w:val="1"/>
                       <w:rtl w:val="0"/>
                     </w:rPr>
                     <w:t xml:space="preserve">Second</w:t>
@@ -1427,11 +1454,13 @@
               <w:jc w:val="left"/>
               <w:rPr>
                 <w:b w:val="1"/>
+                <w:bCs w:val="1"/>
               </w:rPr>
             </w:pPr>
             <w:r>
               <w:rPr>
                 <w:b w:val="1"/>
+                <w:bCs w:val="1"/>
                 <w:rtl w:val="0"/>
               </w:rPr>
               <w:t xml:space="preserve">Treasurer’s Report</w:t>
@@ -1535,11 +1564,13 @@
                     <w:jc w:val="left"/>
                     <w:rPr>
                       <w:b w:val="1"/>
+                      <w:bCs w:val="1"/>
                     </w:rPr>
                   </w:pPr>
                   <w:r>
                     <w:rPr>
                       <w:b w:val="1"/>
+                      <w:bCs w:val="1"/>
                       <w:rtl w:val="0"/>
                     </w:rPr>
                     <w:t xml:space="preserve">Motion</w:t>
@@ -1619,11 +1650,13 @@
                     <w:jc w:val="left"/>
                     <w:rPr>
                       <w:b w:val="1"/>
+                      <w:bCs w:val="1"/>
                     </w:rPr>
                   </w:pPr>
                   <w:r>
                     <w:rPr>
                       <w:b w:val="1"/>
+                      <w:bCs w:val="1"/>
                       <w:rtl w:val="0"/>
                     </w:rPr>
                     <w:t xml:space="preserve">Second</w:t>
@@ -1731,11 +1764,13 @@
               <w:jc w:val="left"/>
               <w:rPr>
                 <w:b w:val="1"/>
+                <w:bCs w:val="1"/>
               </w:rPr>
             </w:pPr>
             <w:r>
               <w:rPr>
                 <w:b w:val="1"/>
+                <w:bCs w:val="1"/>
                 <w:rtl w:val="0"/>
               </w:rPr>
               <w:t xml:space="preserve">Old Business</w:t>
@@ -1816,11 +1851,13 @@
               <w:jc w:val="left"/>
               <w:rPr>
                 <w:b w:val="1"/>
+                <w:bCs w:val="1"/>
               </w:rPr>
             </w:pPr>
             <w:r>
               <w:rPr>
                 <w:b w:val="1"/>
+                <w:bCs w:val="1"/>
                 <w:rtl w:val="0"/>
               </w:rPr>
               <w:t xml:space="preserve">New Business</w:t>
@@ -1901,11 +1938,13 @@
               <w:jc w:val="left"/>
               <w:rPr>
                 <w:b w:val="1"/>
+                <w:bCs w:val="1"/>
               </w:rPr>
             </w:pPr>
             <w:r>
               <w:rPr>
                 <w:b w:val="1"/>
+                <w:bCs w:val="1"/>
                 <w:rtl w:val="0"/>
               </w:rPr>
               <w:t xml:space="preserve">Open Discussion</w:t>
@@ -1985,11 +2024,13 @@
               <w:jc w:val="left"/>
               <w:rPr>
                 <w:b w:val="1"/>
+                <w:bCs w:val="1"/>
               </w:rPr>
             </w:pPr>
             <w:r>
               <w:rPr>
                 <w:b w:val="1"/>
+                <w:bCs w:val="1"/>
                 <w:rtl w:val="0"/>
               </w:rPr>
               <w:t xml:space="preserve">Adjourn</w:t>
@@ -2390,6 +2431,7 @@
     </w:pPr>
     <w:rPr>
       <w:b w:val="0"/>
+      <w:bCs w:val="0"/>
       <w:sz w:val="32"/>
       <w:szCs w:val="32"/>
     </w:rPr>
@@ -2406,6 +2448,7 @@
     </w:pPr>
     <w:rPr>
       <w:b w:val="0"/>
+      <w:bCs w:val="0"/>
       <w:color w:val="434343"/>
       <w:sz w:val="28"/>
       <w:szCs w:val="28"/>
@@ -2455,6 +2498,7 @@
     </w:pPr>
     <w:rPr>
       <w:i w:val="1"/>
+      <w:iCs w:val="1"/>
       <w:color w:val="666666"/>
       <w:sz w:val="22"/>
       <w:szCs w:val="22"/>
@@ -2488,6 +2532,7 @@
     <w:rPr>
       <w:rFonts w:ascii="Arial" w:cs="Arial" w:eastAsia="Arial" w:hAnsi="Arial"/>
       <w:i w:val="0"/>
+      <w:iCs w:val="0"/>
       <w:color w:val="666666"/>
       <w:sz w:val="30"/>
       <w:szCs w:val="30"/>
